--- a/template/SK-1/BA Penilaian SK I sd SK III.docx
+++ b/template/SK-1/BA Penilaian SK I sd SK III.docx
@@ -168,7 +168,6 @@
         </w:rPr>
         <w:t xml:space="preserve"> </w:t>
       </w:r>
-      <w:proofErr w:type="spellStart"/>
       <w:r>
         <w:rPr>
           <w:rFonts w:ascii="Times New Roman" w:hAnsi="Times New Roman" w:cs="Times New Roman"/>
@@ -177,7 +176,6 @@
         </w:rPr>
         <w:t>Mahasiswa</w:t>
       </w:r>
-      <w:proofErr w:type="spellEnd"/>
       <w:r>
         <w:rPr>
           <w:rFonts w:ascii="Times New Roman" w:hAnsi="Times New Roman" w:cs="Times New Roman"/>
@@ -214,23 +212,7 @@
           <w:rFonts w:ascii="Times New Roman" w:eastAsia="Batang" w:hAnsi="Times New Roman" w:cs="Times New Roman"/>
           <w:color w:val="000000" w:themeColor="text1"/>
         </w:rPr>
-        <w:t xml:space="preserve">nama </w:t>
-      </w:r>
-      <w:proofErr w:type="spellStart"/>
-      <w:r>
-        <w:rPr>
-          <w:rFonts w:ascii="Times New Roman" w:eastAsia="Batang" w:hAnsi="Times New Roman" w:cs="Times New Roman"/>
-          <w:color w:val="000000" w:themeColor="text1"/>
-        </w:rPr>
-        <w:t>mhs</w:t>
-      </w:r>
-      <w:proofErr w:type="spellEnd"/>
-      <w:r>
-        <w:rPr>
-          <w:rFonts w:ascii="Times New Roman" w:eastAsia="Batang" w:hAnsi="Times New Roman" w:cs="Times New Roman"/>
-          <w:color w:val="000000" w:themeColor="text1"/>
-        </w:rPr>
-        <w:t>)</w:t>
+        <w:t>nama mhs)</w:t>
       </w:r>
     </w:p>
     <w:p>
@@ -322,7 +304,6 @@
           <w:color w:val="000000" w:themeColor="text1"/>
         </w:rPr>
       </w:pPr>
-      <w:proofErr w:type="spellStart"/>
       <w:r>
         <w:rPr>
           <w:rFonts w:ascii="Times New Roman" w:hAnsi="Times New Roman" w:cs="Times New Roman"/>
@@ -330,7 +311,6 @@
         </w:rPr>
         <w:t>Judul</w:t>
       </w:r>
-      <w:proofErr w:type="spellEnd"/>
       <w:r>
         <w:rPr>
           <w:rFonts w:ascii="Times New Roman" w:hAnsi="Times New Roman" w:cs="Times New Roman"/>
@@ -339,7 +319,6 @@
         </w:rPr>
         <w:t xml:space="preserve"> </w:t>
       </w:r>
-      <w:proofErr w:type="spellStart"/>
       <w:r>
         <w:rPr>
           <w:rFonts w:ascii="Times New Roman" w:hAnsi="Times New Roman" w:cs="Times New Roman"/>
@@ -348,7 +327,6 @@
         </w:rPr>
         <w:t>Penelitian</w:t>
       </w:r>
-      <w:proofErr w:type="spellEnd"/>
       <w:r>
         <w:rPr>
           <w:rFonts w:ascii="Times New Roman" w:hAnsi="Times New Roman" w:cs="Times New Roman"/>
@@ -386,25 +364,7 @@
           <w:rFonts w:ascii="Times New Roman" w:hAnsi="Times New Roman" w:cs="Times New Roman"/>
           <w:color w:val="000000" w:themeColor="text1"/>
         </w:rPr>
-        <w:t>(</w:t>
-      </w:r>
-      <w:proofErr w:type="spellStart"/>
-      <w:r>
-        <w:rPr>
-          <w:rStyle w:val="fontstyle01"/>
-          <w:rFonts w:ascii="Times New Roman" w:hAnsi="Times New Roman" w:cs="Times New Roman"/>
-          <w:color w:val="000000" w:themeColor="text1"/>
-        </w:rPr>
-        <w:t>judul</w:t>
-      </w:r>
-      <w:proofErr w:type="spellEnd"/>
-      <w:r>
-        <w:rPr>
-          <w:rStyle w:val="fontstyle01"/>
-          <w:rFonts w:ascii="Times New Roman" w:hAnsi="Times New Roman" w:cs="Times New Roman"/>
-          <w:color w:val="000000" w:themeColor="text1"/>
-        </w:rPr>
-        <w:t>)</w:t>
+        <w:t>(judul)</w:t>
       </w:r>
     </w:p>
     <w:p>
@@ -425,119 +385,67 @@
           <w:rFonts w:ascii="Times New Roman" w:hAnsi="Times New Roman" w:cs="Times New Roman"/>
           <w:color w:val="000000" w:themeColor="text1"/>
         </w:rPr>
-        <w:t>Hari/</w:t>
-      </w:r>
-      <w:proofErr w:type="spellStart"/>
+        <w:t>Hari/Tanggal Seminar</w:t>
+      </w:r>
       <w:r>
         <w:rPr>
           <w:rFonts w:ascii="Times New Roman" w:hAnsi="Times New Roman" w:cs="Times New Roman"/>
           <w:color w:val="000000" w:themeColor="text1"/>
         </w:rPr>
-        <w:t>Tanggal</w:t>
-      </w:r>
-      <w:proofErr w:type="spellEnd"/>
+        <w:tab/>
+      </w:r>
       <w:r>
         <w:rPr>
           <w:rFonts w:ascii="Times New Roman" w:hAnsi="Times New Roman" w:cs="Times New Roman"/>
           <w:color w:val="000000" w:themeColor="text1"/>
         </w:rPr>
-        <w:t xml:space="preserve"> Seminar</w:t>
+        <w:t xml:space="preserve">: </w:t>
       </w:r>
       <w:r>
         <w:rPr>
           <w:rFonts w:ascii="Times New Roman" w:hAnsi="Times New Roman" w:cs="Times New Roman"/>
           <w:color w:val="000000" w:themeColor="text1"/>
+          <w:spacing w:val="-10"/>
+        </w:rPr>
+        <w:t>$(</w:t>
+      </w:r>
+      <w:r>
+        <w:rPr>
+          <w:rFonts w:ascii="Times New Roman" w:hAnsi="Times New Roman" w:cs="Times New Roman"/>
+          <w:color w:val="000000" w:themeColor="text1"/>
+        </w:rPr>
+        <w:t>tgl sidang</w:t>
+      </w:r>
+      <w:r>
+        <w:rPr>
+          <w:rFonts w:ascii="Times New Roman" w:hAnsi="Times New Roman" w:cs="Times New Roman"/>
+          <w:color w:val="000000" w:themeColor="text1"/>
+        </w:rPr>
+        <w:t>)</w:t>
+      </w:r>
+      <w:r>
+        <w:rPr>
+          <w:rFonts w:ascii="Times New Roman" w:hAnsi="Times New Roman" w:cs="Times New Roman"/>
+          <w:color w:val="000000" w:themeColor="text1"/>
         </w:rPr>
         <w:tab/>
+        <w:t xml:space="preserve">Jam:  Pkl </w:t>
       </w:r>
       <w:r>
         <w:rPr>
           <w:rFonts w:ascii="Times New Roman" w:hAnsi="Times New Roman" w:cs="Times New Roman"/>
           <w:color w:val="000000" w:themeColor="text1"/>
-        </w:rPr>
-        <w:t xml:space="preserve">: </w:t>
+          <w:spacing w:val="-10"/>
+        </w:rPr>
+        <w:t>$(</w:t>
       </w:r>
       <w:r>
         <w:rPr>
           <w:rFonts w:ascii="Times New Roman" w:hAnsi="Times New Roman" w:cs="Times New Roman"/>
           <w:color w:val="000000" w:themeColor="text1"/>
-          <w:spacing w:val="-10"/>
-        </w:rPr>
-        <w:t>$(</w:t>
-      </w:r>
-      <w:proofErr w:type="spellStart"/>
-      <w:r>
-        <w:rPr>
-          <w:rFonts w:ascii="Times New Roman" w:hAnsi="Times New Roman" w:cs="Times New Roman"/>
-          <w:color w:val="000000" w:themeColor="text1"/>
-        </w:rPr>
-        <w:t>tgl</w:t>
-      </w:r>
-      <w:proofErr w:type="spellEnd"/>
-      <w:r>
-        <w:rPr>
-          <w:rFonts w:ascii="Times New Roman" w:hAnsi="Times New Roman" w:cs="Times New Roman"/>
-          <w:color w:val="000000" w:themeColor="text1"/>
-        </w:rPr>
-        <w:t xml:space="preserve"> </w:t>
-      </w:r>
-      <w:proofErr w:type="spellStart"/>
-      <w:r>
-        <w:rPr>
-          <w:rFonts w:ascii="Times New Roman" w:hAnsi="Times New Roman" w:cs="Times New Roman"/>
-          <w:color w:val="000000" w:themeColor="text1"/>
-        </w:rPr>
-        <w:t>sidang</w:t>
-      </w:r>
-      <w:proofErr w:type="spellEnd"/>
-      <w:r>
-        <w:rPr>
-          <w:rFonts w:ascii="Times New Roman" w:hAnsi="Times New Roman" w:cs="Times New Roman"/>
-          <w:color w:val="000000" w:themeColor="text1"/>
-        </w:rPr>
-        <w:t>)</w:t>
-      </w:r>
-      <w:r>
-        <w:rPr>
-          <w:rFonts w:ascii="Times New Roman" w:hAnsi="Times New Roman" w:cs="Times New Roman"/>
-          <w:color w:val="000000" w:themeColor="text1"/>
-        </w:rPr>
-        <w:tab/>
-        <w:t xml:space="preserve">Jam:  </w:t>
-      </w:r>
-      <w:proofErr w:type="spellStart"/>
-      <w:r>
-        <w:rPr>
-          <w:rFonts w:ascii="Times New Roman" w:hAnsi="Times New Roman" w:cs="Times New Roman"/>
-          <w:color w:val="000000" w:themeColor="text1"/>
-        </w:rPr>
-        <w:t>Pkl</w:t>
-      </w:r>
-      <w:proofErr w:type="spellEnd"/>
-      <w:r>
-        <w:rPr>
-          <w:rFonts w:ascii="Times New Roman" w:hAnsi="Times New Roman" w:cs="Times New Roman"/>
-          <w:color w:val="000000" w:themeColor="text1"/>
-        </w:rPr>
-        <w:t xml:space="preserve"> </w:t>
-      </w:r>
-      <w:r>
-        <w:rPr>
-          <w:rFonts w:ascii="Times New Roman" w:hAnsi="Times New Roman" w:cs="Times New Roman"/>
-          <w:color w:val="000000" w:themeColor="text1"/>
-          <w:spacing w:val="-10"/>
-        </w:rPr>
-        <w:t>$(</w:t>
-      </w:r>
-      <w:proofErr w:type="spellStart"/>
-      <w:r>
-        <w:rPr>
-          <w:rFonts w:ascii="Times New Roman" w:hAnsi="Times New Roman" w:cs="Times New Roman"/>
-          <w:color w:val="000000" w:themeColor="text1"/>
         </w:rPr>
         <w:t>waktu</w:t>
       </w:r>
-      <w:proofErr w:type="spellEnd"/>
       <w:r>
         <w:rPr>
           <w:rFonts w:ascii="Times New Roman" w:hAnsi="Times New Roman" w:cs="Times New Roman"/>
@@ -580,7 +488,6 @@
           <w:color w:val="000000" w:themeColor="text1"/>
         </w:rPr>
       </w:pPr>
-      <w:proofErr w:type="spellStart"/>
       <w:r>
         <w:rPr>
           <w:rFonts w:ascii="Times New Roman" w:hAnsi="Times New Roman" w:cs="Times New Roman"/>
@@ -588,7 +495,6 @@
         </w:rPr>
         <w:t>Penilaian</w:t>
       </w:r>
-      <w:proofErr w:type="spellEnd"/>
     </w:p>
     <w:tbl>
       <w:tblPr>
@@ -2366,29 +2272,34 @@
                 <w:color w:val="000000" w:themeColor="text1"/>
                 <w:sz w:val="24"/>
                 <w:szCs w:val="24"/>
-                <w:lang w:val="en-US"/>
               </w:rPr>
               <w:t xml:space="preserve">Nama </w:t>
             </w:r>
-            <w:proofErr w:type="spellStart"/>
-            <w:r>
-              <w:rPr>
-                <w:color w:val="000000" w:themeColor="text1"/>
-                <w:sz w:val="24"/>
-                <w:szCs w:val="24"/>
-                <w:lang w:val="en-US"/>
-              </w:rPr>
-              <w:t>Penguji</w:t>
-            </w:r>
-            <w:proofErr w:type="spellEnd"/>
-            <w:r>
-              <w:rPr>
-                <w:color w:val="000000" w:themeColor="text1"/>
-                <w:sz w:val="24"/>
-                <w:szCs w:val="24"/>
-                <w:lang w:val="en-US"/>
-              </w:rPr>
-              <w:t xml:space="preserve"> I</w:t>
+            <w:r>
+              <w:rPr>
+                <w:color w:val="000000" w:themeColor="text1"/>
+                <w:sz w:val="24"/>
+                <w:szCs w:val="24"/>
+              </w:rPr>
+              <w:t>Ketua</w:t>
+            </w:r>
+            <w:r>
+              <w:rPr>
+                <w:color w:val="000000" w:themeColor="text1"/>
+                <w:spacing w:val="-3"/>
+                <w:sz w:val="24"/>
+                <w:szCs w:val="24"/>
+              </w:rPr>
+              <w:t xml:space="preserve"> </w:t>
+            </w:r>
+            <w:r>
+              <w:rPr>
+                <w:color w:val="000000" w:themeColor="text1"/>
+                <w:spacing w:val="-2"/>
+                <w:sz w:val="24"/>
+                <w:szCs w:val="24"/>
+              </w:rPr>
+              <w:t>Pembimbing</w:t>
             </w:r>
             <w:r>
               <w:rPr>
@@ -2536,25 +2447,31 @@
               </w:rPr>
               <w:t xml:space="preserve">Nama </w:t>
             </w:r>
-            <w:proofErr w:type="spellStart"/>
-            <w:r>
-              <w:rPr>
-                <w:color w:val="000000" w:themeColor="text1"/>
-                <w:sz w:val="24"/>
-                <w:szCs w:val="24"/>
-                <w:lang w:val="en-US"/>
-              </w:rPr>
-              <w:t>Penguji</w:t>
-            </w:r>
-            <w:proofErr w:type="spellEnd"/>
-            <w:r>
-              <w:rPr>
-                <w:color w:val="000000" w:themeColor="text1"/>
-                <w:sz w:val="24"/>
-                <w:szCs w:val="24"/>
-                <w:lang w:val="en-US"/>
-              </w:rPr>
-              <w:t xml:space="preserve"> II</w:t>
+            <w:r>
+              <w:rPr>
+                <w:color w:val="000000" w:themeColor="text1"/>
+                <w:sz w:val="24"/>
+                <w:szCs w:val="24"/>
+              </w:rPr>
+              <w:t>Ko-Pembimbing</w:t>
+            </w:r>
+            <w:r>
+              <w:rPr>
+                <w:color w:val="000000" w:themeColor="text1"/>
+                <w:spacing w:val="-13"/>
+                <w:sz w:val="24"/>
+                <w:szCs w:val="24"/>
+              </w:rPr>
+              <w:t xml:space="preserve"> </w:t>
+            </w:r>
+            <w:r>
+              <w:rPr>
+                <w:color w:val="000000" w:themeColor="text1"/>
+                <w:spacing w:val="-5"/>
+                <w:sz w:val="24"/>
+                <w:szCs w:val="24"/>
+              </w:rPr>
+              <w:t>1</w:t>
             </w:r>
             <w:r>
               <w:rPr>
@@ -2705,25 +2622,31 @@
               </w:rPr>
               <w:t xml:space="preserve">Nama </w:t>
             </w:r>
-            <w:proofErr w:type="spellStart"/>
-            <w:r>
-              <w:rPr>
-                <w:color w:val="000000" w:themeColor="text1"/>
-                <w:sz w:val="24"/>
-                <w:szCs w:val="24"/>
-                <w:lang w:val="en-US"/>
-              </w:rPr>
-              <w:t>Penguji</w:t>
-            </w:r>
-            <w:proofErr w:type="spellEnd"/>
-            <w:r>
-              <w:rPr>
-                <w:color w:val="000000" w:themeColor="text1"/>
-                <w:sz w:val="24"/>
-                <w:szCs w:val="24"/>
-                <w:lang w:val="en-US"/>
-              </w:rPr>
-              <w:t xml:space="preserve"> III</w:t>
+            <w:r>
+              <w:rPr>
+                <w:color w:val="000000" w:themeColor="text1"/>
+                <w:sz w:val="24"/>
+                <w:szCs w:val="24"/>
+              </w:rPr>
+              <w:t>Ko-Pembimbing</w:t>
+            </w:r>
+            <w:r>
+              <w:rPr>
+                <w:color w:val="000000" w:themeColor="text1"/>
+                <w:spacing w:val="-13"/>
+                <w:sz w:val="24"/>
+                <w:szCs w:val="24"/>
+              </w:rPr>
+              <w:t xml:space="preserve"> </w:t>
+            </w:r>
+            <w:r>
+              <w:rPr>
+                <w:color w:val="000000" w:themeColor="text1"/>
+                <w:spacing w:val="-5"/>
+                <w:sz w:val="24"/>
+                <w:szCs w:val="24"/>
+              </w:rPr>
+              <w:t>2</w:t>
             </w:r>
             <w:r>
               <w:rPr>
@@ -2857,11 +2780,35 @@
             <w:r>
               <w:rPr>
                 <w:color w:val="000000" w:themeColor="text1"/>
-                <w:spacing w:val="-2"/>
-                <w:sz w:val="24"/>
-                <w:szCs w:val="24"/>
-              </w:rPr>
-              <w:t>………………………………………….</w:t>
+                <w:spacing w:val="-10"/>
+              </w:rPr>
+              <w:t>$(</w:t>
+            </w:r>
+            <w:r>
+              <w:rPr>
+                <w:color w:val="000000" w:themeColor="text1"/>
+                <w:sz w:val="24"/>
+                <w:szCs w:val="24"/>
+                <w:lang w:val="en-US"/>
+              </w:rPr>
+              <w:t xml:space="preserve">Nama </w:t>
+            </w:r>
+            <w:r>
+              <w:rPr>
+                <w:color w:val="000000" w:themeColor="text1"/>
+                <w:sz w:val="24"/>
+                <w:szCs w:val="24"/>
+              </w:rPr>
+              <w:t>Penguji</w:t>
+            </w:r>
+            <w:r>
+              <w:rPr>
+                <w:color w:val="000000" w:themeColor="text1"/>
+                <w:sz w:val="24"/>
+                <w:szCs w:val="24"/>
+                <w:lang w:val="en-US"/>
+              </w:rPr>
+              <w:t>)</w:t>
             </w:r>
           </w:p>
         </w:tc>
@@ -2969,11 +2916,35 @@
             <w:r>
               <w:rPr>
                 <w:color w:val="000000" w:themeColor="text1"/>
-                <w:spacing w:val="-2"/>
-                <w:sz w:val="24"/>
-                <w:szCs w:val="24"/>
-              </w:rPr>
-              <w:t>………………………………………….</w:t>
+                <w:spacing w:val="-10"/>
+              </w:rPr>
+              <w:t>$(</w:t>
+            </w:r>
+            <w:r>
+              <w:rPr>
+                <w:color w:val="000000" w:themeColor="text1"/>
+                <w:sz w:val="24"/>
+                <w:szCs w:val="24"/>
+                <w:lang w:val="en-US"/>
+              </w:rPr>
+              <w:t xml:space="preserve">Nama </w:t>
+            </w:r>
+            <w:r>
+              <w:rPr>
+                <w:color w:val="000000" w:themeColor="text1"/>
+                <w:sz w:val="24"/>
+                <w:szCs w:val="24"/>
+              </w:rPr>
+              <w:t>Penguji</w:t>
+            </w:r>
+            <w:r>
+              <w:rPr>
+                <w:color w:val="000000" w:themeColor="text1"/>
+                <w:sz w:val="24"/>
+                <w:szCs w:val="24"/>
+                <w:lang w:val="en-US"/>
+              </w:rPr>
+              <w:t>)</w:t>
             </w:r>
           </w:p>
         </w:tc>
@@ -3104,31 +3075,13 @@
         </w:rPr>
         <w:t>$(</w:t>
       </w:r>
-      <w:proofErr w:type="spellStart"/>
       <w:r>
         <w:rPr>
           <w:color w:val="000000" w:themeColor="text1"/>
           <w:sz w:val="22"/>
         </w:rPr>
-        <w:t>tgl</w:t>
-      </w:r>
-      <w:proofErr w:type="spellEnd"/>
-      <w:r>
-        <w:rPr>
-          <w:color w:val="000000" w:themeColor="text1"/>
-          <w:sz w:val="22"/>
-        </w:rPr>
-        <w:t xml:space="preserve"> </w:t>
-      </w:r>
-      <w:proofErr w:type="spellStart"/>
-      <w:r>
-        <w:rPr>
-          <w:color w:val="000000" w:themeColor="text1"/>
-          <w:sz w:val="22"/>
-        </w:rPr>
-        <w:t>sidang</w:t>
-      </w:r>
-      <w:proofErr w:type="spellEnd"/>
+        <w:t>tgl sidang</w:t>
+      </w:r>
       <w:r>
         <w:rPr>
           <w:color w:val="000000" w:themeColor="text1"/>
@@ -3146,7 +3099,6 @@
           <w:sz w:val="22"/>
         </w:rPr>
       </w:pPr>
-      <w:proofErr w:type="spellStart"/>
       <w:r>
         <w:rPr>
           <w:color w:val="000000" w:themeColor="text1"/>
@@ -3154,7 +3106,6 @@
         </w:rPr>
         <w:t>Ketua</w:t>
       </w:r>
-      <w:proofErr w:type="spellEnd"/>
       <w:r>
         <w:rPr>
           <w:color w:val="000000" w:themeColor="text1"/>
@@ -3184,18 +3135,8 @@
           <w:spacing w:val="-2"/>
           <w:sz w:val="22"/>
         </w:rPr>
-        <w:t xml:space="preserve">Studi Teknik </w:t>
-      </w:r>
-      <w:proofErr w:type="spellStart"/>
-      <w:r>
-        <w:rPr>
-          <w:color w:val="000000" w:themeColor="text1"/>
-          <w:spacing w:val="-2"/>
-          <w:sz w:val="22"/>
-        </w:rPr>
-        <w:t>Geofisika</w:t>
-      </w:r>
-      <w:proofErr w:type="spellEnd"/>
+        <w:t>Studi Teknik Geofisika</w:t>
+      </w:r>
     </w:p>
     <w:p>
       <w:pPr>
@@ -3252,27 +3193,7 @@
           <w:color w:val="000000" w:themeColor="text1"/>
           <w:u w:val="single"/>
         </w:rPr>
-        <w:t xml:space="preserve">(Nama </w:t>
-      </w:r>
-      <w:proofErr w:type="spellStart"/>
-      <w:r>
-        <w:rPr>
-          <w:b/>
-          <w:bCs/>
-          <w:color w:val="000000" w:themeColor="text1"/>
-          <w:u w:val="single"/>
-        </w:rPr>
-        <w:t>kaprodi</w:t>
-      </w:r>
-      <w:proofErr w:type="spellEnd"/>
-      <w:r>
-        <w:rPr>
-          <w:b/>
-          <w:bCs/>
-          <w:color w:val="000000" w:themeColor="text1"/>
-          <w:u w:val="single"/>
-        </w:rPr>
-        <w:t>)</w:t>
+        <w:t>(Nama kaprodi)</w:t>
       </w:r>
     </w:p>
     <w:p>
@@ -3301,21 +3222,7 @@
         <w:rPr>
           <w:color w:val="000000" w:themeColor="text1"/>
         </w:rPr>
-        <w:t xml:space="preserve">(nip </w:t>
-      </w:r>
-      <w:proofErr w:type="spellStart"/>
-      <w:r>
-        <w:rPr>
-          <w:color w:val="000000" w:themeColor="text1"/>
-        </w:rPr>
-        <w:t>kaprodi</w:t>
-      </w:r>
-      <w:proofErr w:type="spellEnd"/>
-      <w:r>
-        <w:rPr>
-          <w:color w:val="000000" w:themeColor="text1"/>
-        </w:rPr>
-        <w:t>)</w:t>
+        <w:t>(nip kaprodi)</w:t>
       </w:r>
     </w:p>
     <w:sectPr>

--- a/template/SK-1/BA Penilaian SK I sd SK III.docx
+++ b/template/SK-1/BA Penilaian SK I sd SK III.docx
@@ -1,6 +1,6 @@
 
 <file path=word/document.xml><?xml version="1.0" encoding="utf-8"?>
-<w:document xmlns:wpc="http://schemas.microsoft.com/office/word/2010/wordprocessingCanvas" xmlns:cx="http://schemas.microsoft.com/office/drawing/2014/chartex" xmlns:cx1="http://schemas.microsoft.com/office/drawing/2015/9/8/chartex" xmlns:cx2="http://schemas.microsoft.com/office/drawing/2015/10/21/chartex" xmlns:cx3="http://schemas.microsoft.com/office/drawing/2016/5/9/chartex" xmlns:cx4="http://schemas.microsoft.com/office/drawing/2016/5/10/chartex" xmlns:cx5="http://schemas.microsoft.com/office/drawing/2016/5/11/chartex" xmlns:cx6="http://schemas.microsoft.com/office/drawing/2016/5/12/chartex" xmlns:cx7="http://schemas.microsoft.com/office/drawing/2016/5/13/chartex" xmlns:cx8="http://schemas.microsoft.com/office/drawing/2016/5/14/chartex" xmlns:mc="http://schemas.openxmlformats.org/markup-compatibility/2006" xmlns:aink="http://schemas.microsoft.com/office/drawing/2016/ink" xmlns:am3d="http://schemas.microsoft.com/office/drawing/2017/model3d" xmlns:o="urn:schemas-microsoft-com:office:office" xmlns:oel="http://schemas.microsoft.com/office/2019/extlst" xmlns:r="http://schemas.openxmlformats.org/officeDocument/2006/relationships" xmlns:m="http://schemas.openxmlformats.org/officeDocument/2006/math" xmlns:v="urn:schemas-microsoft-com:vml" xmlns:wp14="http://schemas.microsoft.com/office/word/2010/wordprocessingDrawing" xmlns:wp="http://schemas.openxmlformats.org/drawingml/2006/wordprocessingDrawing" xmlns:w10="urn:schemas-microsoft-com:office:word" xmlns:w="http://schemas.openxmlformats.org/wordprocessingml/2006/main" xmlns:w14="http://schemas.microsoft.com/office/word/2010/wordml" xmlns:w15="http://schemas.microsoft.com/office/word/2012/wordml" xmlns:w16cex="http://schemas.microsoft.com/office/word/2018/wordml/cex" xmlns:w16cid="http://schemas.microsoft.com/office/word/2016/wordml/cid" xmlns:w16="http://schemas.microsoft.com/office/word/2018/wordml" xmlns:w16du="http://schemas.microsoft.com/office/word/2023/wordml/word16du" xmlns:w16sdtdh="http://schemas.microsoft.com/office/word/2020/wordml/sdtdatahash" xmlns:w16sdtfl="http://schemas.microsoft.com/office/word/2024/wordml/sdtformatlock" xmlns:w16se="http://schemas.microsoft.com/office/word/2015/wordml/symex" xmlns:wpg="http://schemas.microsoft.com/office/word/2010/wordprocessingGroup" xmlns:wpi="http://schemas.microsoft.com/office/word/2010/wordprocessingInk" xmlns:wne="http://schemas.microsoft.com/office/word/2006/wordml" xmlns:wps="http://schemas.microsoft.com/office/word/2010/wordprocessingShape" mc:Ignorable="w14 w15 w16se w16cid w16 w16cex w16sdtdh w16sdtfl w16du wp14">
+<w:document xmlns:wpc="http://schemas.microsoft.com/office/word/2010/wordprocessingCanvas" xmlns:cx="http://schemas.microsoft.com/office/drawing/2014/chartex" xmlns:mc="http://schemas.openxmlformats.org/markup-compatibility/2006" xmlns:o="urn:schemas-microsoft-com:office:office" xmlns:r="http://schemas.openxmlformats.org/officeDocument/2006/relationships" xmlns:m="http://schemas.openxmlformats.org/officeDocument/2006/math" xmlns:v="urn:schemas-microsoft-com:vml" xmlns:wp14="http://schemas.microsoft.com/office/word/2010/wordprocessingDrawing" xmlns:wp="http://schemas.openxmlformats.org/drawingml/2006/wordprocessingDrawing" xmlns:w10="urn:schemas-microsoft-com:office:word" xmlns:w="http://schemas.openxmlformats.org/wordprocessingml/2006/main" xmlns:w14="http://schemas.microsoft.com/office/word/2010/wordml" xmlns:w15="http://schemas.microsoft.com/office/word/2012/wordml" xmlns:w16se="http://schemas.microsoft.com/office/word/2015/wordml/symex" xmlns:wpg="http://schemas.microsoft.com/office/word/2010/wordprocessingGroup" xmlns:wpi="http://schemas.microsoft.com/office/word/2010/wordprocessingInk" xmlns:wne="http://schemas.microsoft.com/office/word/2006/wordml" xmlns:wps="http://schemas.microsoft.com/office/word/2010/wordprocessingShape" mc:Ignorable="w14 w15 w16se wp14">
   <w:body>
     <w:p>
       <w:pPr>
@@ -168,6 +168,7 @@
         </w:rPr>
         <w:t xml:space="preserve"> </w:t>
       </w:r>
+      <w:proofErr w:type="spellStart"/>
       <w:r>
         <w:rPr>
           <w:rFonts w:ascii="Times New Roman" w:hAnsi="Times New Roman" w:cs="Times New Roman"/>
@@ -176,6 +177,7 @@
         </w:rPr>
         <w:t>Mahasiswa</w:t>
       </w:r>
+      <w:proofErr w:type="spellEnd"/>
       <w:r>
         <w:rPr>
           <w:rFonts w:ascii="Times New Roman" w:hAnsi="Times New Roman" w:cs="Times New Roman"/>
@@ -207,12 +209,37 @@
         </w:rPr>
         <w:t>(</w:t>
       </w:r>
+      <w:proofErr w:type="spellStart"/>
       <w:r>
         <w:rPr>
           <w:rFonts w:ascii="Times New Roman" w:eastAsia="Batang" w:hAnsi="Times New Roman" w:cs="Times New Roman"/>
           <w:color w:val="000000" w:themeColor="text1"/>
         </w:rPr>
-        <w:t>nama mhs)</w:t>
+        <w:t>nama</w:t>
+      </w:r>
+      <w:proofErr w:type="spellEnd"/>
+      <w:r>
+        <w:rPr>
+          <w:rFonts w:ascii="Times New Roman" w:eastAsia="Batang" w:hAnsi="Times New Roman" w:cs="Times New Roman"/>
+          <w:color w:val="000000" w:themeColor="text1"/>
+        </w:rPr>
+        <w:t xml:space="preserve"> </w:t>
+      </w:r>
+      <w:proofErr w:type="spellStart"/>
+      <w:r>
+        <w:rPr>
+          <w:rFonts w:ascii="Times New Roman" w:eastAsia="Batang" w:hAnsi="Times New Roman" w:cs="Times New Roman"/>
+          <w:color w:val="000000" w:themeColor="text1"/>
+        </w:rPr>
+        <w:t>mhs</w:t>
+      </w:r>
+      <w:proofErr w:type="spellEnd"/>
+      <w:r>
+        <w:rPr>
+          <w:rFonts w:ascii="Times New Roman" w:eastAsia="Batang" w:hAnsi="Times New Roman" w:cs="Times New Roman"/>
+          <w:color w:val="000000" w:themeColor="text1"/>
+        </w:rPr>
+        <w:t>)</w:t>
       </w:r>
     </w:p>
     <w:p>
@@ -282,12 +309,21 @@
         </w:rPr>
         <w:t>(</w:t>
       </w:r>
-      <w:r>
-        <w:rPr>
-          <w:rFonts w:ascii="Times New Roman" w:hAnsi="Times New Roman" w:cs="Times New Roman"/>
-          <w:color w:val="000000" w:themeColor="text1"/>
-        </w:rPr>
-        <w:t>nim)</w:t>
+      <w:proofErr w:type="spellStart"/>
+      <w:r>
+        <w:rPr>
+          <w:rFonts w:ascii="Times New Roman" w:hAnsi="Times New Roman" w:cs="Times New Roman"/>
+          <w:color w:val="000000" w:themeColor="text1"/>
+        </w:rPr>
+        <w:t>nim</w:t>
+      </w:r>
+      <w:proofErr w:type="spellEnd"/>
+      <w:r>
+        <w:rPr>
+          <w:rFonts w:ascii="Times New Roman" w:hAnsi="Times New Roman" w:cs="Times New Roman"/>
+          <w:color w:val="000000" w:themeColor="text1"/>
+        </w:rPr>
+        <w:t>)</w:t>
       </w:r>
     </w:p>
     <w:p>
@@ -304,6 +340,7 @@
           <w:color w:val="000000" w:themeColor="text1"/>
         </w:rPr>
       </w:pPr>
+      <w:proofErr w:type="spellStart"/>
       <w:r>
         <w:rPr>
           <w:rFonts w:ascii="Times New Roman" w:hAnsi="Times New Roman" w:cs="Times New Roman"/>
@@ -311,6 +348,7 @@
         </w:rPr>
         <w:t>Judul</w:t>
       </w:r>
+      <w:proofErr w:type="spellEnd"/>
       <w:r>
         <w:rPr>
           <w:rFonts w:ascii="Times New Roman" w:hAnsi="Times New Roman" w:cs="Times New Roman"/>
@@ -319,6 +357,7 @@
         </w:rPr>
         <w:t xml:space="preserve"> </w:t>
       </w:r>
+      <w:proofErr w:type="spellStart"/>
       <w:r>
         <w:rPr>
           <w:rFonts w:ascii="Times New Roman" w:hAnsi="Times New Roman" w:cs="Times New Roman"/>
@@ -327,6 +366,7 @@
         </w:rPr>
         <w:t>Penelitian</w:t>
       </w:r>
+      <w:proofErr w:type="spellEnd"/>
       <w:r>
         <w:rPr>
           <w:rFonts w:ascii="Times New Roman" w:hAnsi="Times New Roman" w:cs="Times New Roman"/>
@@ -364,7 +404,25 @@
           <w:rFonts w:ascii="Times New Roman" w:hAnsi="Times New Roman" w:cs="Times New Roman"/>
           <w:color w:val="000000" w:themeColor="text1"/>
         </w:rPr>
-        <w:t>(judul)</w:t>
+        <w:t>(</w:t>
+      </w:r>
+      <w:proofErr w:type="spellStart"/>
+      <w:r>
+        <w:rPr>
+          <w:rStyle w:val="fontstyle01"/>
+          <w:rFonts w:ascii="Times New Roman" w:hAnsi="Times New Roman" w:cs="Times New Roman"/>
+          <w:color w:val="000000" w:themeColor="text1"/>
+        </w:rPr>
+        <w:t>judul</w:t>
+      </w:r>
+      <w:proofErr w:type="spellEnd"/>
+      <w:r>
+        <w:rPr>
+          <w:rStyle w:val="fontstyle01"/>
+          <w:rFonts w:ascii="Times New Roman" w:hAnsi="Times New Roman" w:cs="Times New Roman"/>
+          <w:color w:val="000000" w:themeColor="text1"/>
+        </w:rPr>
+        <w:t>)</w:t>
       </w:r>
     </w:p>
     <w:p>
@@ -385,7 +443,23 @@
           <w:rFonts w:ascii="Times New Roman" w:hAnsi="Times New Roman" w:cs="Times New Roman"/>
           <w:color w:val="000000" w:themeColor="text1"/>
         </w:rPr>
-        <w:t>Hari/Tanggal Seminar</w:t>
+        <w:t>Hari/</w:t>
+      </w:r>
+      <w:proofErr w:type="spellStart"/>
+      <w:r>
+        <w:rPr>
+          <w:rFonts w:ascii="Times New Roman" w:hAnsi="Times New Roman" w:cs="Times New Roman"/>
+          <w:color w:val="000000" w:themeColor="text1"/>
+        </w:rPr>
+        <w:t>Tanggal</w:t>
+      </w:r>
+      <w:proofErr w:type="spellEnd"/>
+      <w:r>
+        <w:rPr>
+          <w:rFonts w:ascii="Times New Roman" w:hAnsi="Times New Roman" w:cs="Times New Roman"/>
+          <w:color w:val="000000" w:themeColor="text1"/>
+        </w:rPr>
+        <w:t xml:space="preserve"> Seminar</w:t>
       </w:r>
       <w:r>
         <w:rPr>
@@ -409,13 +483,31 @@
         </w:rPr>
         <w:t>$(</w:t>
       </w:r>
-      <w:r>
-        <w:rPr>
-          <w:rFonts w:ascii="Times New Roman" w:hAnsi="Times New Roman" w:cs="Times New Roman"/>
-          <w:color w:val="000000" w:themeColor="text1"/>
-        </w:rPr>
-        <w:t>tgl sidang</w:t>
-      </w:r>
+      <w:proofErr w:type="spellStart"/>
+      <w:r>
+        <w:rPr>
+          <w:rFonts w:ascii="Times New Roman" w:hAnsi="Times New Roman" w:cs="Times New Roman"/>
+          <w:color w:val="000000" w:themeColor="text1"/>
+        </w:rPr>
+        <w:t>tgl</w:t>
+      </w:r>
+      <w:proofErr w:type="spellEnd"/>
+      <w:r>
+        <w:rPr>
+          <w:rFonts w:ascii="Times New Roman" w:hAnsi="Times New Roman" w:cs="Times New Roman"/>
+          <w:color w:val="000000" w:themeColor="text1"/>
+        </w:rPr>
+        <w:t xml:space="preserve"> </w:t>
+      </w:r>
+      <w:proofErr w:type="spellStart"/>
+      <w:r>
+        <w:rPr>
+          <w:rFonts w:ascii="Times New Roman" w:hAnsi="Times New Roman" w:cs="Times New Roman"/>
+          <w:color w:val="000000" w:themeColor="text1"/>
+        </w:rPr>
+        <w:t>sidang</w:t>
+      </w:r>
+      <w:proofErr w:type="spellEnd"/>
       <w:r>
         <w:rPr>
           <w:rFonts w:ascii="Times New Roman" w:hAnsi="Times New Roman" w:cs="Times New Roman"/>
@@ -429,7 +521,23 @@
           <w:color w:val="000000" w:themeColor="text1"/>
         </w:rPr>
         <w:tab/>
-        <w:t xml:space="preserve">Jam:  Pkl </w:t>
+        <w:t xml:space="preserve">Jam:  </w:t>
+      </w:r>
+      <w:proofErr w:type="spellStart"/>
+      <w:r>
+        <w:rPr>
+          <w:rFonts w:ascii="Times New Roman" w:hAnsi="Times New Roman" w:cs="Times New Roman"/>
+          <w:color w:val="000000" w:themeColor="text1"/>
+        </w:rPr>
+        <w:t>Pkl</w:t>
+      </w:r>
+      <w:proofErr w:type="spellEnd"/>
+      <w:r>
+        <w:rPr>
+          <w:rFonts w:ascii="Times New Roman" w:hAnsi="Times New Roman" w:cs="Times New Roman"/>
+          <w:color w:val="000000" w:themeColor="text1"/>
+        </w:rPr>
+        <w:t xml:space="preserve"> </w:t>
       </w:r>
       <w:r>
         <w:rPr>
@@ -439,6 +547,7 @@
         </w:rPr>
         <w:t>$(</w:t>
       </w:r>
+      <w:proofErr w:type="spellStart"/>
       <w:r>
         <w:rPr>
           <w:rFonts w:ascii="Times New Roman" w:hAnsi="Times New Roman" w:cs="Times New Roman"/>
@@ -446,6 +555,7 @@
         </w:rPr>
         <w:t>waktu</w:t>
       </w:r>
+      <w:proofErr w:type="spellEnd"/>
       <w:r>
         <w:rPr>
           <w:rFonts w:ascii="Times New Roman" w:hAnsi="Times New Roman" w:cs="Times New Roman"/>
@@ -458,8 +568,17 @@
           <w:rFonts w:ascii="Times New Roman" w:hAnsi="Times New Roman" w:cs="Times New Roman"/>
           <w:color w:val="000000" w:themeColor="text1"/>
         </w:rPr>
-        <w:t xml:space="preserve"> s/d selesai</w:t>
-      </w:r>
+        <w:t xml:space="preserve"> s/d </w:t>
+      </w:r>
+      <w:proofErr w:type="spellStart"/>
+      <w:r>
+        <w:rPr>
+          <w:rFonts w:ascii="Times New Roman" w:hAnsi="Times New Roman" w:cs="Times New Roman"/>
+          <w:color w:val="000000" w:themeColor="text1"/>
+        </w:rPr>
+        <w:t>selesai</w:t>
+      </w:r>
+      <w:proofErr w:type="spellEnd"/>
     </w:p>
     <w:p>
       <w:pPr>
@@ -488,6 +607,7 @@
           <w:color w:val="000000" w:themeColor="text1"/>
         </w:rPr>
       </w:pPr>
+      <w:proofErr w:type="spellStart"/>
       <w:r>
         <w:rPr>
           <w:rFonts w:ascii="Times New Roman" w:hAnsi="Times New Roman" w:cs="Times New Roman"/>
@@ -495,6 +615,7 @@
         </w:rPr>
         <w:t>Penilaian</w:t>
       </w:r>
+      <w:proofErr w:type="spellEnd"/>
     </w:p>
     <w:tbl>
       <w:tblPr>
@@ -756,12 +877,21 @@
               </w:rPr>
               <w:t>$(</w:t>
             </w:r>
+            <w:proofErr w:type="spellStart"/>
             <w:r>
               <w:rPr>
                 <w:color w:val="000000" w:themeColor="text1"/>
                 <w:lang w:val="en-US"/>
               </w:rPr>
-              <w:t>Nilai rata2</w:t>
+              <w:t>Nilai</w:t>
+            </w:r>
+            <w:proofErr w:type="spellEnd"/>
+            <w:r>
+              <w:rPr>
+                <w:color w:val="000000" w:themeColor="text1"/>
+                <w:lang w:val="en-US"/>
+              </w:rPr>
+              <w:t xml:space="preserve"> rata2</w:t>
             </w:r>
             <w:r>
               <w:rPr>
@@ -894,12 +1024,21 @@
               </w:rPr>
               <w:t>$(</w:t>
             </w:r>
+            <w:proofErr w:type="spellStart"/>
             <w:r>
               <w:rPr>
                 <w:color w:val="000000" w:themeColor="text1"/>
                 <w:lang w:val="en-US"/>
               </w:rPr>
-              <w:t>Nilai rata2</w:t>
+              <w:t>Nilai</w:t>
+            </w:r>
+            <w:proofErr w:type="spellEnd"/>
+            <w:r>
+              <w:rPr>
+                <w:color w:val="000000" w:themeColor="text1"/>
+                <w:lang w:val="en-US"/>
+              </w:rPr>
+              <w:t xml:space="preserve"> rata2</w:t>
             </w:r>
             <w:r>
               <w:rPr>
@@ -1032,12 +1171,21 @@
               </w:rPr>
               <w:t>$(</w:t>
             </w:r>
+            <w:proofErr w:type="spellStart"/>
             <w:r>
               <w:rPr>
                 <w:color w:val="000000" w:themeColor="text1"/>
                 <w:lang w:val="en-US"/>
               </w:rPr>
-              <w:t>Nilai rata2</w:t>
+              <w:t>Nilai</w:t>
+            </w:r>
+            <w:proofErr w:type="spellEnd"/>
+            <w:r>
+              <w:rPr>
+                <w:color w:val="000000" w:themeColor="text1"/>
+                <w:lang w:val="en-US"/>
+              </w:rPr>
+              <w:t xml:space="preserve"> rata2</w:t>
             </w:r>
             <w:r>
               <w:rPr>
@@ -1170,12 +1318,21 @@
               </w:rPr>
               <w:t>$(</w:t>
             </w:r>
+            <w:proofErr w:type="spellStart"/>
             <w:r>
               <w:rPr>
                 <w:color w:val="000000" w:themeColor="text1"/>
                 <w:lang w:val="en-US"/>
               </w:rPr>
-              <w:t>Nilai rata2</w:t>
+              <w:t>Nilai</w:t>
+            </w:r>
+            <w:proofErr w:type="spellEnd"/>
+            <w:r>
+              <w:rPr>
+                <w:color w:val="000000" w:themeColor="text1"/>
+                <w:lang w:val="en-US"/>
+              </w:rPr>
+              <w:t xml:space="preserve"> rata2</w:t>
             </w:r>
             <w:r>
               <w:rPr>
@@ -1308,12 +1465,21 @@
               </w:rPr>
               <w:t>$(</w:t>
             </w:r>
+            <w:proofErr w:type="spellStart"/>
             <w:r>
               <w:rPr>
                 <w:color w:val="000000" w:themeColor="text1"/>
                 <w:lang w:val="en-US"/>
               </w:rPr>
-              <w:t>Nilai rata2</w:t>
+              <w:t>Nilai</w:t>
+            </w:r>
+            <w:proofErr w:type="spellEnd"/>
+            <w:r>
+              <w:rPr>
+                <w:color w:val="000000" w:themeColor="text1"/>
+                <w:lang w:val="en-US"/>
+              </w:rPr>
+              <w:t xml:space="preserve"> rata2</w:t>
             </w:r>
             <w:r>
               <w:rPr>
@@ -2264,6 +2430,8 @@
               <w:rPr>
                 <w:color w:val="000000" w:themeColor="text1"/>
                 <w:spacing w:val="-10"/>
+                <w:sz w:val="24"/>
+                <w:szCs w:val="24"/>
               </w:rPr>
               <w:t>$(</w:t>
             </w:r>
@@ -2435,6 +2603,8 @@
               <w:rPr>
                 <w:color w:val="000000" w:themeColor="text1"/>
                 <w:spacing w:val="-10"/>
+                <w:sz w:val="24"/>
+                <w:szCs w:val="24"/>
               </w:rPr>
               <w:t>$(</w:t>
             </w:r>
@@ -2610,6 +2780,8 @@
               <w:rPr>
                 <w:color w:val="000000" w:themeColor="text1"/>
                 <w:spacing w:val="-10"/>
+                <w:sz w:val="24"/>
+                <w:szCs w:val="24"/>
               </w:rPr>
               <w:t>$(</w:t>
             </w:r>
@@ -2781,6 +2953,8 @@
               <w:rPr>
                 <w:color w:val="000000" w:themeColor="text1"/>
                 <w:spacing w:val="-10"/>
+                <w:sz w:val="24"/>
+                <w:szCs w:val="24"/>
               </w:rPr>
               <w:t>$(</w:t>
             </w:r>
@@ -2810,6 +2984,8 @@
               </w:rPr>
               <w:t>)</w:t>
             </w:r>
+            <w:bookmarkStart w:id="0" w:name="_GoBack"/>
+            <w:bookmarkEnd w:id="0"/>
           </w:p>
         </w:tc>
         <w:tc>
@@ -2917,6 +3093,8 @@
               <w:rPr>
                 <w:color w:val="000000" w:themeColor="text1"/>
                 <w:spacing w:val="-10"/>
+                <w:sz w:val="24"/>
+                <w:szCs w:val="24"/>
               </w:rPr>
               <w:t>$(</w:t>
             </w:r>
@@ -3052,12 +3230,14 @@
         <w:rPr>
           <w:color w:val="000000" w:themeColor="text1"/>
           <w:sz w:val="22"/>
+          <w:szCs w:val="22"/>
         </w:rPr>
       </w:pPr>
       <w:r>
         <w:rPr>
           <w:color w:val="000000" w:themeColor="text1"/>
           <w:sz w:val="22"/>
+          <w:szCs w:val="22"/>
         </w:rPr>
         <w:t>Bandung</w:t>
       </w:r>
@@ -3065,6 +3245,7 @@
         <w:rPr>
           <w:color w:val="000000" w:themeColor="text1"/>
           <w:sz w:val="22"/>
+          <w:szCs w:val="22"/>
         </w:rPr>
         <w:t xml:space="preserve">, </w:t>
       </w:r>
@@ -3072,20 +3253,44 @@
         <w:rPr>
           <w:color w:val="000000" w:themeColor="text1"/>
           <w:spacing w:val="-10"/>
+          <w:sz w:val="22"/>
+          <w:szCs w:val="22"/>
         </w:rPr>
         <w:t>$(</w:t>
       </w:r>
+      <w:proofErr w:type="spellStart"/>
       <w:r>
         <w:rPr>
           <w:color w:val="000000" w:themeColor="text1"/>
           <w:sz w:val="22"/>
-        </w:rPr>
-        <w:t>tgl sidang</w:t>
-      </w:r>
+          <w:szCs w:val="22"/>
+        </w:rPr>
+        <w:t>tgl</w:t>
+      </w:r>
+      <w:proofErr w:type="spellEnd"/>
       <w:r>
         <w:rPr>
           <w:color w:val="000000" w:themeColor="text1"/>
           <w:sz w:val="22"/>
+          <w:szCs w:val="22"/>
+        </w:rPr>
+        <w:t xml:space="preserve"> </w:t>
+      </w:r>
+      <w:proofErr w:type="spellStart"/>
+      <w:r>
+        <w:rPr>
+          <w:color w:val="000000" w:themeColor="text1"/>
+          <w:sz w:val="22"/>
+          <w:szCs w:val="22"/>
+        </w:rPr>
+        <w:t>sidang</w:t>
+      </w:r>
+      <w:proofErr w:type="spellEnd"/>
+      <w:r>
+        <w:rPr>
+          <w:color w:val="000000" w:themeColor="text1"/>
+          <w:sz w:val="22"/>
+          <w:szCs w:val="22"/>
         </w:rPr>
         <w:t>)</w:t>
       </w:r>
@@ -3097,20 +3302,25 @@
           <w:color w:val="000000" w:themeColor="text1"/>
           <w:spacing w:val="-2"/>
           <w:sz w:val="22"/>
+          <w:szCs w:val="22"/>
         </w:rPr>
       </w:pPr>
+      <w:proofErr w:type="spellStart"/>
       <w:r>
         <w:rPr>
           <w:color w:val="000000" w:themeColor="text1"/>
           <w:sz w:val="22"/>
+          <w:szCs w:val="22"/>
         </w:rPr>
         <w:t>Ketua</w:t>
       </w:r>
+      <w:proofErr w:type="spellEnd"/>
       <w:r>
         <w:rPr>
           <w:color w:val="000000" w:themeColor="text1"/>
           <w:spacing w:val="-3"/>
           <w:sz w:val="22"/>
+          <w:szCs w:val="22"/>
         </w:rPr>
         <w:t xml:space="preserve"> </w:t>
       </w:r>
@@ -3118,6 +3328,7 @@
         <w:rPr>
           <w:color w:val="000000" w:themeColor="text1"/>
           <w:sz w:val="22"/>
+          <w:szCs w:val="22"/>
         </w:rPr>
         <w:t>Program</w:t>
       </w:r>
@@ -3126,17 +3337,61 @@
           <w:color w:val="000000" w:themeColor="text1"/>
           <w:spacing w:val="-3"/>
           <w:sz w:val="22"/>
+          <w:szCs w:val="22"/>
         </w:rPr>
         <w:t xml:space="preserve"> </w:t>
       </w:r>
+      <w:proofErr w:type="spellStart"/>
       <w:r>
         <w:rPr>
           <w:color w:val="000000" w:themeColor="text1"/>
           <w:spacing w:val="-2"/>
           <w:sz w:val="22"/>
-        </w:rPr>
-        <w:t>Studi Teknik Geofisika</w:t>
-      </w:r>
+          <w:szCs w:val="22"/>
+        </w:rPr>
+        <w:t>Studi</w:t>
+      </w:r>
+      <w:proofErr w:type="spellEnd"/>
+      <w:r>
+        <w:rPr>
+          <w:color w:val="000000" w:themeColor="text1"/>
+          <w:spacing w:val="-2"/>
+          <w:sz w:val="22"/>
+          <w:szCs w:val="22"/>
+        </w:rPr>
+        <w:t xml:space="preserve"> </w:t>
+      </w:r>
+      <w:proofErr w:type="spellStart"/>
+      <w:r>
+        <w:rPr>
+          <w:color w:val="000000" w:themeColor="text1"/>
+          <w:spacing w:val="-2"/>
+          <w:sz w:val="22"/>
+          <w:szCs w:val="22"/>
+        </w:rPr>
+        <w:t>Teknik</w:t>
+      </w:r>
+      <w:proofErr w:type="spellEnd"/>
+      <w:r>
+        <w:rPr>
+          <w:color w:val="000000" w:themeColor="text1"/>
+          <w:spacing w:val="-2"/>
+          <w:sz w:val="22"/>
+          <w:szCs w:val="22"/>
+        </w:rPr>
+        <w:t xml:space="preserve"> </w:t>
+      </w:r>
+      <w:proofErr w:type="spellStart"/>
+      <w:r>
+        <w:rPr>
+          <w:color w:val="000000" w:themeColor="text1"/>
+          <w:spacing w:val="-2"/>
+          <w:sz w:val="22"/>
+          <w:szCs w:val="22"/>
+        </w:rPr>
+        <w:t>Geofisika</w:t>
+      </w:r>
+      <w:proofErr w:type="spellEnd"/>
     </w:p>
     <w:p>
       <w:pPr>
@@ -3193,7 +3448,27 @@
           <w:color w:val="000000" w:themeColor="text1"/>
           <w:u w:val="single"/>
         </w:rPr>
-        <w:t>(Nama kaprodi)</w:t>
+        <w:t xml:space="preserve">(Nama </w:t>
+      </w:r>
+      <w:proofErr w:type="spellStart"/>
+      <w:r>
+        <w:rPr>
+          <w:b/>
+          <w:bCs/>
+          <w:color w:val="000000" w:themeColor="text1"/>
+          <w:u w:val="single"/>
+        </w:rPr>
+        <w:t>kaprodi</w:t>
+      </w:r>
+      <w:proofErr w:type="spellEnd"/>
+      <w:r>
+        <w:rPr>
+          <w:b/>
+          <w:bCs/>
+          <w:color w:val="000000" w:themeColor="text1"/>
+          <w:u w:val="single"/>
+        </w:rPr>
+        <w:t>)</w:t>
       </w:r>
     </w:p>
     <w:p>
@@ -3202,8 +3477,6 @@
         <w:rPr>
           <w:rFonts w:ascii="Tahoma" w:hAnsi="Tahoma" w:cs="Tahoma"/>
           <w:color w:val="000000" w:themeColor="text1"/>
-          <w:sz w:val="22"/>
-          <w:szCs w:val="22"/>
         </w:rPr>
       </w:pPr>
       <w:r>
@@ -3222,7 +3495,21 @@
         <w:rPr>
           <w:color w:val="000000" w:themeColor="text1"/>
         </w:rPr>
-        <w:t>(nip kaprodi)</w:t>
+        <w:t xml:space="preserve">(nip </w:t>
+      </w:r>
+      <w:proofErr w:type="spellStart"/>
+      <w:r>
+        <w:rPr>
+          <w:color w:val="000000" w:themeColor="text1"/>
+        </w:rPr>
+        <w:t>kaprodi</w:t>
+      </w:r>
+      <w:proofErr w:type="spellEnd"/>
+      <w:r>
+        <w:rPr>
+          <w:color w:val="000000" w:themeColor="text1"/>
+        </w:rPr>
+        <w:t>)</w:t>
       </w:r>
     </w:p>
     <w:sectPr>
@@ -3238,7 +3525,7 @@
 </file>
 
 <file path=word/endnotes.xml><?xml version="1.0" encoding="utf-8"?>
-<w:endnotes xmlns:wpc="http://schemas.microsoft.com/office/word/2010/wordprocessingCanvas" xmlns:cx="http://schemas.microsoft.com/office/drawing/2014/chartex" xmlns:cx1="http://schemas.microsoft.com/office/drawing/2015/9/8/chartex" xmlns:cx2="http://schemas.microsoft.com/office/drawing/2015/10/21/chartex" xmlns:cx3="http://schemas.microsoft.com/office/drawing/2016/5/9/chartex" xmlns:cx4="http://schemas.microsoft.com/office/drawing/2016/5/10/chartex" xmlns:cx5="http://schemas.microsoft.com/office/drawing/2016/5/11/chartex" xmlns:cx6="http://schemas.microsoft.com/office/drawing/2016/5/12/chartex" xmlns:cx7="http://schemas.microsoft.com/office/drawing/2016/5/13/chartex" xmlns:cx8="http://schemas.microsoft.com/office/drawing/2016/5/14/chartex" xmlns:mc="http://schemas.openxmlformats.org/markup-compatibility/2006" xmlns:aink="http://schemas.microsoft.com/office/drawing/2016/ink" xmlns:am3d="http://schemas.microsoft.com/office/drawing/2017/model3d" xmlns:o="urn:schemas-microsoft-com:office:office" xmlns:oel="http://schemas.microsoft.com/office/2019/extlst" xmlns:r="http://schemas.openxmlformats.org/officeDocument/2006/relationships" xmlns:m="http://schemas.openxmlformats.org/officeDocument/2006/math" xmlns:v="urn:schemas-microsoft-com:vml" xmlns:wp14="http://schemas.microsoft.com/office/word/2010/wordprocessingDrawing" xmlns:wp="http://schemas.openxmlformats.org/drawingml/2006/wordprocessingDrawing" xmlns:w10="urn:schemas-microsoft-com:office:word" xmlns:w="http://schemas.openxmlformats.org/wordprocessingml/2006/main" xmlns:w14="http://schemas.microsoft.com/office/word/2010/wordml" xmlns:w15="http://schemas.microsoft.com/office/word/2012/wordml" xmlns:w16cex="http://schemas.microsoft.com/office/word/2018/wordml/cex" xmlns:w16cid="http://schemas.microsoft.com/office/word/2016/wordml/cid" xmlns:w16="http://schemas.microsoft.com/office/word/2018/wordml" xmlns:w16du="http://schemas.microsoft.com/office/word/2023/wordml/word16du" xmlns:w16sdtdh="http://schemas.microsoft.com/office/word/2020/wordml/sdtdatahash" xmlns:w16sdtfl="http://schemas.microsoft.com/office/word/2024/wordml/sdtformatlock" xmlns:w16se="http://schemas.microsoft.com/office/word/2015/wordml/symex" xmlns:wpg="http://schemas.microsoft.com/office/word/2010/wordprocessingGroup" xmlns:wpi="http://schemas.microsoft.com/office/word/2010/wordprocessingInk" xmlns:wne="http://schemas.microsoft.com/office/word/2006/wordml" xmlns:wps="http://schemas.microsoft.com/office/word/2010/wordprocessingShape" mc:Ignorable="w14 w15 w16se w16cid w16 w16cex w16sdtdh w16sdtfl w16du wp14">
+<w:endnotes xmlns:wpc="http://schemas.microsoft.com/office/word/2010/wordprocessingCanvas" xmlns:cx="http://schemas.microsoft.com/office/drawing/2014/chartex" xmlns:mc="http://schemas.openxmlformats.org/markup-compatibility/2006" xmlns:o="urn:schemas-microsoft-com:office:office" xmlns:r="http://schemas.openxmlformats.org/officeDocument/2006/relationships" xmlns:m="http://schemas.openxmlformats.org/officeDocument/2006/math" xmlns:v="urn:schemas-microsoft-com:vml" xmlns:wp14="http://schemas.microsoft.com/office/word/2010/wordprocessingDrawing" xmlns:wp="http://schemas.openxmlformats.org/drawingml/2006/wordprocessingDrawing" xmlns:w10="urn:schemas-microsoft-com:office:word" xmlns:w="http://schemas.openxmlformats.org/wordprocessingml/2006/main" xmlns:w14="http://schemas.microsoft.com/office/word/2010/wordml" xmlns:w15="http://schemas.microsoft.com/office/word/2012/wordml" xmlns:w16se="http://schemas.microsoft.com/office/word/2015/wordml/symex" xmlns:wpg="http://schemas.microsoft.com/office/word/2010/wordprocessingGroup" xmlns:wpi="http://schemas.microsoft.com/office/word/2010/wordprocessingInk" xmlns:wne="http://schemas.microsoft.com/office/word/2006/wordml" xmlns:wps="http://schemas.microsoft.com/office/word/2010/wordprocessingShape" mc:Ignorable="w14 w15 w16se wp14">
   <w:endnote w:type="separator" w:id="-1">
     <w:p>
       <w:r>
@@ -3257,7 +3544,7 @@
 </file>
 
 <file path=word/footer1.xml><?xml version="1.0" encoding="utf-8"?>
-<w:ftr xmlns:wpc="http://schemas.microsoft.com/office/word/2010/wordprocessingCanvas" xmlns:cx="http://schemas.microsoft.com/office/drawing/2014/chartex" xmlns:cx1="http://schemas.microsoft.com/office/drawing/2015/9/8/chartex" xmlns:cx2="http://schemas.microsoft.com/office/drawing/2015/10/21/chartex" xmlns:cx3="http://schemas.microsoft.com/office/drawing/2016/5/9/chartex" xmlns:cx4="http://schemas.microsoft.com/office/drawing/2016/5/10/chartex" xmlns:cx5="http://schemas.microsoft.com/office/drawing/2016/5/11/chartex" xmlns:cx6="http://schemas.microsoft.com/office/drawing/2016/5/12/chartex" xmlns:cx7="http://schemas.microsoft.com/office/drawing/2016/5/13/chartex" xmlns:cx8="http://schemas.microsoft.com/office/drawing/2016/5/14/chartex" xmlns:mc="http://schemas.openxmlformats.org/markup-compatibility/2006" xmlns:aink="http://schemas.microsoft.com/office/drawing/2016/ink" xmlns:am3d="http://schemas.microsoft.com/office/drawing/2017/model3d" xmlns:o="urn:schemas-microsoft-com:office:office" xmlns:oel="http://schemas.microsoft.com/office/2019/extlst" xmlns:r="http://schemas.openxmlformats.org/officeDocument/2006/relationships" xmlns:m="http://schemas.openxmlformats.org/officeDocument/2006/math" xmlns:v="urn:schemas-microsoft-com:vml" xmlns:wp14="http://schemas.microsoft.com/office/word/2010/wordprocessingDrawing" xmlns:wp="http://schemas.openxmlformats.org/drawingml/2006/wordprocessingDrawing" xmlns:w10="urn:schemas-microsoft-com:office:word" xmlns:w="http://schemas.openxmlformats.org/wordprocessingml/2006/main" xmlns:w14="http://schemas.microsoft.com/office/word/2010/wordml" xmlns:w15="http://schemas.microsoft.com/office/word/2012/wordml" xmlns:w16cex="http://schemas.microsoft.com/office/word/2018/wordml/cex" xmlns:w16cid="http://schemas.microsoft.com/office/word/2016/wordml/cid" xmlns:w16="http://schemas.microsoft.com/office/word/2018/wordml" xmlns:w16du="http://schemas.microsoft.com/office/word/2023/wordml/word16du" xmlns:w16sdtdh="http://schemas.microsoft.com/office/word/2020/wordml/sdtdatahash" xmlns:w16sdtfl="http://schemas.microsoft.com/office/word/2024/wordml/sdtformatlock" xmlns:w16se="http://schemas.microsoft.com/office/word/2015/wordml/symex" xmlns:wpg="http://schemas.microsoft.com/office/word/2010/wordprocessingGroup" xmlns:wpi="http://schemas.microsoft.com/office/word/2010/wordprocessingInk" xmlns:wne="http://schemas.microsoft.com/office/word/2006/wordml" xmlns:wps="http://schemas.microsoft.com/office/word/2010/wordprocessingShape" mc:Ignorable="w14 w15 w16se w16cid w16 w16cex w16sdtdh w16sdtfl w16du wp14">
+<w:ftr xmlns:wpc="http://schemas.microsoft.com/office/word/2010/wordprocessingCanvas" xmlns:cx="http://schemas.microsoft.com/office/drawing/2014/chartex" xmlns:mc="http://schemas.openxmlformats.org/markup-compatibility/2006" xmlns:o="urn:schemas-microsoft-com:office:office" xmlns:r="http://schemas.openxmlformats.org/officeDocument/2006/relationships" xmlns:m="http://schemas.openxmlformats.org/officeDocument/2006/math" xmlns:v="urn:schemas-microsoft-com:vml" xmlns:wp14="http://schemas.microsoft.com/office/word/2010/wordprocessingDrawing" xmlns:wp="http://schemas.openxmlformats.org/drawingml/2006/wordprocessingDrawing" xmlns:w10="urn:schemas-microsoft-com:office:word" xmlns:w="http://schemas.openxmlformats.org/wordprocessingml/2006/main" xmlns:w14="http://schemas.microsoft.com/office/word/2010/wordml" xmlns:w15="http://schemas.microsoft.com/office/word/2012/wordml" xmlns:w16se="http://schemas.microsoft.com/office/word/2015/wordml/symex" xmlns:wpg="http://schemas.microsoft.com/office/word/2010/wordprocessingGroup" xmlns:wpi="http://schemas.microsoft.com/office/word/2010/wordprocessingInk" xmlns:wne="http://schemas.microsoft.com/office/word/2006/wordml" xmlns:wps="http://schemas.microsoft.com/office/word/2010/wordprocessingShape" mc:Ignorable="w14 w15 w16se wp14">
   <w:p>
     <w:pPr>
       <w:pStyle w:val="Footer"/>
@@ -3405,7 +3692,7 @@
             </wp:anchor>
           </w:drawing>
         </mc:Choice>
-        <mc:Fallback xmlns:w16cei="http://schemas.microsoft.com/office/word/2026/wordml/cei">
+        <mc:Fallback xmlns:w16cei="http://schemas.microsoft.com/office/word/2026/wordml/cei" xmlns:w16sdtfl="http://schemas.microsoft.com/office/word/2024/wordml/sdtformatlock" xmlns:w16sdtdh="http://schemas.microsoft.com/office/word/2020/wordml/sdtdatahash" xmlns:w16du="http://schemas.microsoft.com/office/word/2023/wordml/word16du" xmlns:w16="http://schemas.microsoft.com/office/word/2018/wordml" xmlns:w16cid="http://schemas.microsoft.com/office/word/2016/wordml/cid" xmlns:w16cex="http://schemas.microsoft.com/office/word/2018/wordml/cex" xmlns:oel="http://schemas.microsoft.com/office/2019/extlst" xmlns:am3d="http://schemas.microsoft.com/office/drawing/2017/model3d" xmlns:aink="http://schemas.microsoft.com/office/drawing/2016/ink" xmlns:cx8="http://schemas.microsoft.com/office/drawing/2016/5/14/chartex" xmlns:cx7="http://schemas.microsoft.com/office/drawing/2016/5/13/chartex" xmlns:cx6="http://schemas.microsoft.com/office/drawing/2016/5/12/chartex" xmlns:cx5="http://schemas.microsoft.com/office/drawing/2016/5/11/chartex" xmlns:cx4="http://schemas.microsoft.com/office/drawing/2016/5/10/chartex" xmlns:cx3="http://schemas.microsoft.com/office/drawing/2016/5/9/chartex" xmlns:cx2="http://schemas.microsoft.com/office/drawing/2015/10/21/chartex" xmlns:cx1="http://schemas.microsoft.com/office/drawing/2015/9/8/chartex">
           <w:pict>
             <v:line w14:anchorId="736FF723" id="Line 416" o:spid="_x0000_s1026" style="position:absolute;z-index:251666432;visibility:visible;mso-wrap-style:square;mso-width-percent:0;mso-height-percent:0;mso-wrap-distance-left:9pt;mso-wrap-distance-top:0;mso-wrap-distance-right:9pt;mso-wrap-distance-bottom:0;mso-position-horizontal:center;mso-position-horizontal-relative:margin;mso-position-vertical:absolute;mso-position-vertical-relative:text;mso-width-percent:0;mso-height-percent:0;mso-width-relative:page;mso-height-relative:page" from="0,-22.8pt" to="496.05pt,-22.8pt" o:gfxdata="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" strokecolor="#7f7f7f [1612]" strokeweight="1.5pt">
               <v:stroke joinstyle="miter"/>
@@ -3420,7 +3707,7 @@
 </file>
 
 <file path=word/footnotes.xml><?xml version="1.0" encoding="utf-8"?>
-<w:footnotes xmlns:wpc="http://schemas.microsoft.com/office/word/2010/wordprocessingCanvas" xmlns:cx="http://schemas.microsoft.com/office/drawing/2014/chartex" xmlns:cx1="http://schemas.microsoft.com/office/drawing/2015/9/8/chartex" xmlns:cx2="http://schemas.microsoft.com/office/drawing/2015/10/21/chartex" xmlns:cx3="http://schemas.microsoft.com/office/drawing/2016/5/9/chartex" xmlns:cx4="http://schemas.microsoft.com/office/drawing/2016/5/10/chartex" xmlns:cx5="http://schemas.microsoft.com/office/drawing/2016/5/11/chartex" xmlns:cx6="http://schemas.microsoft.com/office/drawing/2016/5/12/chartex" xmlns:cx7="http://schemas.microsoft.com/office/drawing/2016/5/13/chartex" xmlns:cx8="http://schemas.microsoft.com/office/drawing/2016/5/14/chartex" xmlns:mc="http://schemas.openxmlformats.org/markup-compatibility/2006" xmlns:aink="http://schemas.microsoft.com/office/drawing/2016/ink" xmlns:am3d="http://schemas.microsoft.com/office/drawing/2017/model3d" xmlns:o="urn:schemas-microsoft-com:office:office" xmlns:oel="http://schemas.microsoft.com/office/2019/extlst" xmlns:r="http://schemas.openxmlformats.org/officeDocument/2006/relationships" xmlns:m="http://schemas.openxmlformats.org/officeDocument/2006/math" xmlns:v="urn:schemas-microsoft-com:vml" xmlns:wp14="http://schemas.microsoft.com/office/word/2010/wordprocessingDrawing" xmlns:wp="http://schemas.openxmlformats.org/drawingml/2006/wordprocessingDrawing" xmlns:w10="urn:schemas-microsoft-com:office:word" xmlns:w="http://schemas.openxmlformats.org/wordprocessingml/2006/main" xmlns:w14="http://schemas.microsoft.com/office/word/2010/wordml" xmlns:w15="http://schemas.microsoft.com/office/word/2012/wordml" xmlns:w16cex="http://schemas.microsoft.com/office/word/2018/wordml/cex" xmlns:w16cid="http://schemas.microsoft.com/office/word/2016/wordml/cid" xmlns:w16="http://schemas.microsoft.com/office/word/2018/wordml" xmlns:w16du="http://schemas.microsoft.com/office/word/2023/wordml/word16du" xmlns:w16sdtdh="http://schemas.microsoft.com/office/word/2020/wordml/sdtdatahash" xmlns:w16sdtfl="http://schemas.microsoft.com/office/word/2024/wordml/sdtformatlock" xmlns:w16se="http://schemas.microsoft.com/office/word/2015/wordml/symex" xmlns:wpg="http://schemas.microsoft.com/office/word/2010/wordprocessingGroup" xmlns:wpi="http://schemas.microsoft.com/office/word/2010/wordprocessingInk" xmlns:wne="http://schemas.microsoft.com/office/word/2006/wordml" xmlns:wps="http://schemas.microsoft.com/office/word/2010/wordprocessingShape" mc:Ignorable="w14 w15 w16se w16cid w16 w16cex w16sdtdh w16sdtfl w16du wp14">
+<w:footnotes xmlns:wpc="http://schemas.microsoft.com/office/word/2010/wordprocessingCanvas" xmlns:cx="http://schemas.microsoft.com/office/drawing/2014/chartex" xmlns:mc="http://schemas.openxmlformats.org/markup-compatibility/2006" xmlns:o="urn:schemas-microsoft-com:office:office" xmlns:r="http://schemas.openxmlformats.org/officeDocument/2006/relationships" xmlns:m="http://schemas.openxmlformats.org/officeDocument/2006/math" xmlns:v="urn:schemas-microsoft-com:vml" xmlns:wp14="http://schemas.microsoft.com/office/word/2010/wordprocessingDrawing" xmlns:wp="http://schemas.openxmlformats.org/drawingml/2006/wordprocessingDrawing" xmlns:w10="urn:schemas-microsoft-com:office:word" xmlns:w="http://schemas.openxmlformats.org/wordprocessingml/2006/main" xmlns:w14="http://schemas.microsoft.com/office/word/2010/wordml" xmlns:w15="http://schemas.microsoft.com/office/word/2012/wordml" xmlns:w16se="http://schemas.microsoft.com/office/word/2015/wordml/symex" xmlns:wpg="http://schemas.microsoft.com/office/word/2010/wordprocessingGroup" xmlns:wpi="http://schemas.microsoft.com/office/word/2010/wordprocessingInk" xmlns:wne="http://schemas.microsoft.com/office/word/2006/wordml" xmlns:wps="http://schemas.microsoft.com/office/word/2010/wordprocessingShape" mc:Ignorable="w14 w15 w16se wp14">
   <w:footnote w:type="separator" w:id="-1">
     <w:p>
       <w:r>
@@ -3439,7 +3726,7 @@
 </file>
 
 <file path=word/header1.xml><?xml version="1.0" encoding="utf-8"?>
-<w:hdr xmlns:wpc="http://schemas.microsoft.com/office/word/2010/wordprocessingCanvas" xmlns:cx="http://schemas.microsoft.com/office/drawing/2014/chartex" xmlns:cx1="http://schemas.microsoft.com/office/drawing/2015/9/8/chartex" xmlns:cx2="http://schemas.microsoft.com/office/drawing/2015/10/21/chartex" xmlns:cx3="http://schemas.microsoft.com/office/drawing/2016/5/9/chartex" xmlns:cx4="http://schemas.microsoft.com/office/drawing/2016/5/10/chartex" xmlns:cx5="http://schemas.microsoft.com/office/drawing/2016/5/11/chartex" xmlns:cx6="http://schemas.microsoft.com/office/drawing/2016/5/12/chartex" xmlns:cx7="http://schemas.microsoft.com/office/drawing/2016/5/13/chartex" xmlns:cx8="http://schemas.microsoft.com/office/drawing/2016/5/14/chartex" xmlns:mc="http://schemas.openxmlformats.org/markup-compatibility/2006" xmlns:aink="http://schemas.microsoft.com/office/drawing/2016/ink" xmlns:am3d="http://schemas.microsoft.com/office/drawing/2017/model3d" xmlns:o="urn:schemas-microsoft-com:office:office" xmlns:oel="http://schemas.microsoft.com/office/2019/extlst" xmlns:r="http://schemas.openxmlformats.org/officeDocument/2006/relationships" xmlns:m="http://schemas.openxmlformats.org/officeDocument/2006/math" xmlns:v="urn:schemas-microsoft-com:vml" xmlns:wp14="http://schemas.microsoft.com/office/word/2010/wordprocessingDrawing" xmlns:wp="http://schemas.openxmlformats.org/drawingml/2006/wordprocessingDrawing" xmlns:w10="urn:schemas-microsoft-com:office:word" xmlns:w="http://schemas.openxmlformats.org/wordprocessingml/2006/main" xmlns:w14="http://schemas.microsoft.com/office/word/2010/wordml" xmlns:w15="http://schemas.microsoft.com/office/word/2012/wordml" xmlns:w16cex="http://schemas.microsoft.com/office/word/2018/wordml/cex" xmlns:w16cid="http://schemas.microsoft.com/office/word/2016/wordml/cid" xmlns:w16="http://schemas.microsoft.com/office/word/2018/wordml" xmlns:w16du="http://schemas.microsoft.com/office/word/2023/wordml/word16du" xmlns:w16sdtdh="http://schemas.microsoft.com/office/word/2020/wordml/sdtdatahash" xmlns:w16sdtfl="http://schemas.microsoft.com/office/word/2024/wordml/sdtformatlock" xmlns:w16se="http://schemas.microsoft.com/office/word/2015/wordml/symex" xmlns:wpg="http://schemas.microsoft.com/office/word/2010/wordprocessingGroup" xmlns:wpi="http://schemas.microsoft.com/office/word/2010/wordprocessingInk" xmlns:wne="http://schemas.microsoft.com/office/word/2006/wordml" xmlns:wps="http://schemas.microsoft.com/office/word/2010/wordprocessingShape" mc:Ignorable="w14 w15 w16se w16cid w16 w16cex w16sdtdh w16sdtfl w16du wp14">
+<w:hdr xmlns:wpc="http://schemas.microsoft.com/office/word/2010/wordprocessingCanvas" xmlns:cx="http://schemas.microsoft.com/office/drawing/2014/chartex" xmlns:mc="http://schemas.openxmlformats.org/markup-compatibility/2006" xmlns:o="urn:schemas-microsoft-com:office:office" xmlns:r="http://schemas.openxmlformats.org/officeDocument/2006/relationships" xmlns:m="http://schemas.openxmlformats.org/officeDocument/2006/math" xmlns:v="urn:schemas-microsoft-com:vml" xmlns:wp14="http://schemas.microsoft.com/office/word/2010/wordprocessingDrawing" xmlns:wp="http://schemas.openxmlformats.org/drawingml/2006/wordprocessingDrawing" xmlns:w10="urn:schemas-microsoft-com:office:word" xmlns:w="http://schemas.openxmlformats.org/wordprocessingml/2006/main" xmlns:w14="http://schemas.microsoft.com/office/word/2010/wordml" xmlns:w15="http://schemas.microsoft.com/office/word/2012/wordml" xmlns:w16se="http://schemas.microsoft.com/office/word/2015/wordml/symex" xmlns:wpg="http://schemas.microsoft.com/office/word/2010/wordprocessingGroup" xmlns:wpi="http://schemas.microsoft.com/office/word/2010/wordprocessingInk" xmlns:wne="http://schemas.microsoft.com/office/word/2006/wordml" xmlns:wps="http://schemas.microsoft.com/office/word/2010/wordprocessingShape" mc:Ignorable="w14 w15 w16se wp14">
   <w:tbl>
     <w:tblPr>
       <w:tblW w:w="9957" w:type="dxa"/>
@@ -3729,7 +4016,7 @@
             </wp:anchor>
           </w:drawing>
         </mc:Choice>
-        <mc:Fallback xmlns:w16cei="http://schemas.microsoft.com/office/word/2026/wordml/cei">
+        <mc:Fallback xmlns:w16cei="http://schemas.microsoft.com/office/word/2026/wordml/cei" xmlns:w16sdtfl="http://schemas.microsoft.com/office/word/2024/wordml/sdtformatlock" xmlns:w16sdtdh="http://schemas.microsoft.com/office/word/2020/wordml/sdtdatahash" xmlns:w16du="http://schemas.microsoft.com/office/word/2023/wordml/word16du" xmlns:w16="http://schemas.microsoft.com/office/word/2018/wordml" xmlns:w16cid="http://schemas.microsoft.com/office/word/2016/wordml/cid" xmlns:w16cex="http://schemas.microsoft.com/office/word/2018/wordml/cex" xmlns:oel="http://schemas.microsoft.com/office/2019/extlst" xmlns:am3d="http://schemas.microsoft.com/office/drawing/2017/model3d" xmlns:aink="http://schemas.microsoft.com/office/drawing/2016/ink" xmlns:cx8="http://schemas.microsoft.com/office/drawing/2016/5/14/chartex" xmlns:cx7="http://schemas.microsoft.com/office/drawing/2016/5/13/chartex" xmlns:cx6="http://schemas.microsoft.com/office/drawing/2016/5/12/chartex" xmlns:cx5="http://schemas.microsoft.com/office/drawing/2016/5/11/chartex" xmlns:cx4="http://schemas.microsoft.com/office/drawing/2016/5/10/chartex" xmlns:cx3="http://schemas.microsoft.com/office/drawing/2016/5/9/chartex" xmlns:cx2="http://schemas.microsoft.com/office/drawing/2015/10/21/chartex" xmlns:cx1="http://schemas.microsoft.com/office/drawing/2015/9/8/chartex">
           <w:pict>
             <v:line w14:anchorId="1F9328B4" id="Line 416" o:spid="_x0000_s1026" style="position:absolute;z-index:251664384;visibility:visible;mso-wrap-style:square;mso-width-percent:0;mso-height-percent:0;mso-wrap-distance-left:9pt;mso-wrap-distance-top:0;mso-wrap-distance-right:9pt;mso-wrap-distance-bottom:0;mso-position-horizontal:absolute;mso-position-horizontal-relative:margin;mso-position-vertical:absolute;mso-position-vertical-relative:text;mso-width-percent:0;mso-height-percent:0;mso-width-relative:page;mso-height-relative:page" from="-24.1pt,2.65pt" to="471.95pt,2.65pt" o:gfxdata="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" strokeweight="3.75pt">
               <v:stroke linestyle="thinThick"/>
@@ -3744,7 +4031,7 @@
 </file>
 
 <file path=word/numbering.xml><?xml version="1.0" encoding="utf-8"?>
-<w:numbering xmlns:wpc="http://schemas.microsoft.com/office/word/2010/wordprocessingCanvas" xmlns:cx="http://schemas.microsoft.com/office/drawing/2014/chartex" xmlns:cx1="http://schemas.microsoft.com/office/drawing/2015/9/8/chartex" xmlns:cx2="http://schemas.microsoft.com/office/drawing/2015/10/21/chartex" xmlns:cx3="http://schemas.microsoft.com/office/drawing/2016/5/9/chartex" xmlns:cx4="http://schemas.microsoft.com/office/drawing/2016/5/10/chartex" xmlns:cx5="http://schemas.microsoft.com/office/drawing/2016/5/11/chartex" xmlns:cx6="http://schemas.microsoft.com/office/drawing/2016/5/12/chartex" xmlns:cx7="http://schemas.microsoft.com/office/drawing/2016/5/13/chartex" xmlns:cx8="http://schemas.microsoft.com/office/drawing/2016/5/14/chartex" xmlns:mc="http://schemas.openxmlformats.org/markup-compatibility/2006" xmlns:aink="http://schemas.microsoft.com/office/drawing/2016/ink" xmlns:am3d="http://schemas.microsoft.com/office/drawing/2017/model3d" xmlns:o="urn:schemas-microsoft-com:office:office" xmlns:oel="http://schemas.microsoft.com/office/2019/extlst" xmlns:r="http://schemas.openxmlformats.org/officeDocument/2006/relationships" xmlns:m="http://schemas.openxmlformats.org/officeDocument/2006/math" xmlns:v="urn:schemas-microsoft-com:vml" xmlns:wp14="http://schemas.microsoft.com/office/word/2010/wordprocessingDrawing" xmlns:wp="http://schemas.openxmlformats.org/drawingml/2006/wordprocessingDrawing" xmlns:w10="urn:schemas-microsoft-com:office:word" xmlns:w="http://schemas.openxmlformats.org/wordprocessingml/2006/main" xmlns:w14="http://schemas.microsoft.com/office/word/2010/wordml" xmlns:w15="http://schemas.microsoft.com/office/word/2012/wordml" xmlns:w16cex="http://schemas.microsoft.com/office/word/2018/wordml/cex" xmlns:w16cid="http://schemas.microsoft.com/office/word/2016/wordml/cid" xmlns:w16="http://schemas.microsoft.com/office/word/2018/wordml" xmlns:w16du="http://schemas.microsoft.com/office/word/2023/wordml/word16du" xmlns:w16sdtdh="http://schemas.microsoft.com/office/word/2020/wordml/sdtdatahash" xmlns:w16sdtfl="http://schemas.microsoft.com/office/word/2024/wordml/sdtformatlock" xmlns:w16se="http://schemas.microsoft.com/office/word/2015/wordml/symex" xmlns:wpg="http://schemas.microsoft.com/office/word/2010/wordprocessingGroup" xmlns:wpi="http://schemas.microsoft.com/office/word/2010/wordprocessingInk" xmlns:wne="http://schemas.microsoft.com/office/word/2006/wordml" xmlns:wps="http://schemas.microsoft.com/office/word/2010/wordprocessingShape" mc:Ignorable="w14 w15 w16se w16cid w16 w16cex w16sdtdh w16sdtfl w16du wp14">
+<w:numbering xmlns:wpc="http://schemas.microsoft.com/office/word/2010/wordprocessingCanvas" xmlns:cx="http://schemas.microsoft.com/office/drawing/2014/chartex" xmlns:mc="http://schemas.openxmlformats.org/markup-compatibility/2006" xmlns:o="urn:schemas-microsoft-com:office:office" xmlns:r="http://schemas.openxmlformats.org/officeDocument/2006/relationships" xmlns:m="http://schemas.openxmlformats.org/officeDocument/2006/math" xmlns:v="urn:schemas-microsoft-com:vml" xmlns:wp14="http://schemas.microsoft.com/office/word/2010/wordprocessingDrawing" xmlns:wp="http://schemas.openxmlformats.org/drawingml/2006/wordprocessingDrawing" xmlns:w10="urn:schemas-microsoft-com:office:word" xmlns:w="http://schemas.openxmlformats.org/wordprocessingml/2006/main" xmlns:w14="http://schemas.microsoft.com/office/word/2010/wordml" xmlns:w15="http://schemas.microsoft.com/office/word/2012/wordml" xmlns:w16se="http://schemas.microsoft.com/office/word/2015/wordml/symex" xmlns:wpg="http://schemas.microsoft.com/office/word/2010/wordprocessingGroup" xmlns:wpi="http://schemas.microsoft.com/office/word/2010/wordprocessingInk" xmlns:wne="http://schemas.microsoft.com/office/word/2006/wordml" xmlns:wps="http://schemas.microsoft.com/office/word/2010/wordprocessingShape" mc:Ignorable="w14 w15 w16se wp14">
   <w:abstractNum w:abstractNumId="0" w15:restartNumberingAfterBreak="0">
     <w:nsid w:val="76EA4774"/>
     <w:multiLevelType w:val="hybridMultilevel"/>
@@ -3834,14 +4121,14 @@
       </w:pPr>
     </w:lvl>
   </w:abstractNum>
-  <w:num w:numId="1" w16cid:durableId="97680962">
+  <w:num w:numId="1">
     <w:abstractNumId w:val="0"/>
   </w:num>
 </w:numbering>
 </file>
 
 <file path=word/styles.xml><?xml version="1.0" encoding="utf-8"?>
-<w:styles xmlns:mc="http://schemas.openxmlformats.org/markup-compatibility/2006" xmlns:r="http://schemas.openxmlformats.org/officeDocument/2006/relationships" xmlns:w="http://schemas.openxmlformats.org/wordprocessingml/2006/main" xmlns:w14="http://schemas.microsoft.com/office/word/2010/wordml" xmlns:w15="http://schemas.microsoft.com/office/word/2012/wordml" xmlns:w16cex="http://schemas.microsoft.com/office/word/2018/wordml/cex" xmlns:w16cid="http://schemas.microsoft.com/office/word/2016/wordml/cid" xmlns:w16="http://schemas.microsoft.com/office/word/2018/wordml" xmlns:w16du="http://schemas.microsoft.com/office/word/2023/wordml/word16du" xmlns:w16sdtdh="http://schemas.microsoft.com/office/word/2020/wordml/sdtdatahash" xmlns:w16sdtfl="http://schemas.microsoft.com/office/word/2024/wordml/sdtformatlock" xmlns:w16se="http://schemas.microsoft.com/office/word/2015/wordml/symex" mc:Ignorable="w14 w15 w16se w16cid w16 w16cex w16sdtdh w16sdtfl w16du">
+<w:styles xmlns:mc="http://schemas.openxmlformats.org/markup-compatibility/2006" xmlns:r="http://schemas.openxmlformats.org/officeDocument/2006/relationships" xmlns:w="http://schemas.openxmlformats.org/wordprocessingml/2006/main" xmlns:w14="http://schemas.microsoft.com/office/word/2010/wordml" xmlns:w15="http://schemas.microsoft.com/office/word/2012/wordml" xmlns:w16se="http://schemas.microsoft.com/office/word/2015/wordml/symex" mc:Ignorable="w14 w15 w16se">
   <w:docDefaults>
     <w:rPrDefault>
       <w:rPr>
@@ -3857,7 +4144,7 @@
       </w:pPr>
     </w:pPrDefault>
   </w:docDefaults>
-  <w:latentStyles w:defLockedState="0" w:defUIPriority="99" w:defSemiHidden="0" w:defUnhideWhenUsed="0" w:defQFormat="0" w:count="376">
+  <w:latentStyles w:defLockedState="0" w:defUIPriority="99" w:defSemiHidden="0" w:defUnhideWhenUsed="0" w:defQFormat="0" w:count="371">
     <w:lsdException w:name="Normal" w:uiPriority="0" w:qFormat="1"/>
     <w:lsdException w:name="heading 1" w:uiPriority="9" w:qFormat="1"/>
     <w:lsdException w:name="heading 2" w:semiHidden="1" w:uiPriority="9" w:unhideWhenUsed="1" w:qFormat="1"/>
@@ -4229,11 +4516,6 @@
     <w:lsdException w:name="List Table 5 Dark Accent 6" w:uiPriority="50"/>
     <w:lsdException w:name="List Table 6 Colorful Accent 6" w:uiPriority="51"/>
     <w:lsdException w:name="List Table 7 Colorful Accent 6" w:uiPriority="52"/>
-    <w:lsdException w:name="Mention" w:semiHidden="1" w:unhideWhenUsed="1"/>
-    <w:lsdException w:name="Smart Hyperlink" w:semiHidden="1" w:unhideWhenUsed="1"/>
-    <w:lsdException w:name="Hashtag" w:semiHidden="1" w:unhideWhenUsed="1"/>
-    <w:lsdException w:name="Unresolved Mention" w:semiHidden="1" w:unhideWhenUsed="1"/>
-    <w:lsdException w:name="Smart Link" w:semiHidden="1" w:unhideWhenUsed="1"/>
   </w:latentStyles>
   <w:style w:type="paragraph" w:default="1" w:styleId="Normal">
     <w:name w:val="Normal"/>
